--- a/diagram/samples/k8s_topology.docx
+++ b/diagram/samples/k8s_topology.docx
@@ -27,7 +27,7 @@
       <w:r>
         <w:drawing>
           <wp:inline xmlns:a="http://schemas.openxmlformats.org/drawingml/2006/main" xmlns:pic="http://schemas.openxmlformats.org/drawingml/2006/picture">
-            <wp:extent cx="5943600" cy="4206381"/>
+            <wp:extent cx="5943600" cy="4316448"/>
             <wp:docPr id="1" name="Picture 1"/>
             <wp:cNvGraphicFramePr>
               <a:graphicFrameLocks noChangeAspect="1"/>
@@ -48,7 +48,7 @@
                   <pic:spPr>
                     <a:xfrm>
                       <a:off x="0" y="0"/>
-                      <a:ext cx="5943600" cy="4206381"/>
+                      <a:ext cx="5943600" cy="4316448"/>
                     </a:xfrm>
                     <a:prstGeom prst="rect"/>
                   </pic:spPr>
@@ -78,7 +78,7 @@
           <w:color w:val="606A78"/>
           <w:sz w:val="18"/>
         </w:rPr>
-        <w:t>Kubernetes Architecture — Control Plane + Workload</w:t>
+        <w:t>Kubernetes Architecture: Control Plane + Workload</w:t>
       </w:r>
     </w:p>
     <w:p>
@@ -94,7 +94,7 @@
         <w:t>Kubernetes Cluster — Namespace: app</w:t>
       </w:r>
       <w:r>
-        <w:t xml:space="preserve"> — transparent, dashed network boundary, badged ns (K8S) spanning the tiers it encloses</w:t>
+        <w:t>: transparent, dashed network boundary, badged ns (K8S) spanning the tiers it encloses</w:t>
       </w:r>
     </w:p>
     <w:p>
@@ -110,7 +110,7 @@
         <w:t>Ingress</w:t>
       </w:r>
       <w:r>
-        <w:t xml:space="preserve"> — ing (K8S) in Ingress; HTTP to Service (ClusterIP)</w:t>
+        <w:t>: ing (K8S) in Ingress; HTTP to Service (ClusterIP)</w:t>
       </w:r>
     </w:p>
     <w:p>
@@ -126,7 +126,7 @@
         <w:t>Service (ClusterIP)</w:t>
       </w:r>
       <w:r>
-        <w:t xml:space="preserve"> — svc (K8S) in Service; LB to Pod x3</w:t>
+        <w:t>: svc (K8S) in Service; LB to Pod x3</w:t>
       </w:r>
     </w:p>
     <w:p>
@@ -142,7 +142,7 @@
         <w:t>Pod x3</w:t>
       </w:r>
       <w:r>
-        <w:t xml:space="preserve"> — pod (K8S) in Deployment: web; SQL to db</w:t>
+        <w:t>: pod (K8S) in Deployment: web; SQL to db</w:t>
       </w:r>
     </w:p>
     <w:p>
@@ -158,7 +158,7 @@
         <w:t>HPA</w:t>
       </w:r>
       <w:r>
-        <w:t xml:space="preserve"> — hpa (K8S) in Deployment: web; publishes scale to Pod x3</w:t>
+        <w:t>: hpa (K8S) in Deployment: web; publishes scale to Pod x3</w:t>
       </w:r>
     </w:p>
     <w:p>
@@ -174,7 +174,7 @@
         <w:t>db</w:t>
       </w:r>
       <w:r>
-        <w:t xml:space="preserve"> — sts (K8S) in StatefulSet: db; connects to PVC</w:t>
+        <w:t>: sts (K8S) in StatefulSet: db; connects to PVC</w:t>
       </w:r>
     </w:p>
     <w:p>
@@ -190,7 +190,7 @@
         <w:t>PVC</w:t>
       </w:r>
       <w:r>
-        <w:t xml:space="preserve"> — pvc (K8S) in StatefulSet: db; connects to PV</w:t>
+        <w:t>: pvc (K8S) in StatefulSet: db; connects to PV</w:t>
       </w:r>
     </w:p>
     <w:p>
@@ -206,7 +206,7 @@
         <w:t>PV</w:t>
       </w:r>
       <w:r>
-        <w:t xml:space="preserve"> — pv (K8S) in StatefulSet: db</w:t>
+        <w:t>: pv (K8S) in StatefulSet: db</w:t>
       </w:r>
     </w:p>
     <w:p>
@@ -222,7 +222,7 @@
         <w:t>Control Plane</w:t>
       </w:r>
       <w:r>
-        <w:t xml:space="preserve"> — cross-cutting services (kube-apiserver, etcd, ConfigMap, Secret) applied to every tier — kube-apiserver / ConfigMap / Secret  (cluster-wide)</w:t>
+        <w:t>: cross-cutting services (kube-apiserver, etcd, ConfigMap, Secret) applied to every tier — kube-apiserver / ConfigMap / Secret  (cluster-wide)</w:t>
       </w:r>
     </w:p>
     <w:sectPr>
